--- a/outputs/论文_中文实证稿.docx
+++ b/outputs/论文_中文实证稿.docx
@@ -2,7 +2,7 @@
 <file path=word/document.xml><?xml version="1.0" encoding="utf-8"?>
 <w:document xmlns:w="http://schemas.openxmlformats.org/wordprocessingml/2006/main" xmlns:m="http://schemas.openxmlformats.org/officeDocument/2006/math" xmlns:r="http://schemas.openxmlformats.org/officeDocument/2006/relationships" xmlns:o="urn:schemas-microsoft-com:office:office" xmlns:v="urn:schemas-microsoft-com:vml" xmlns:w10="urn:schemas-microsoft-com:office:word" xmlns:a="http://schemas.openxmlformats.org/drawingml/2006/main" xmlns:pic="http://schemas.openxmlformats.org/drawingml/2006/picture" xmlns:wp="http://schemas.openxmlformats.org/drawingml/2006/wordprocessingDrawing">
   <w:body>
-    <w:bookmarkStart w:id="103" w:name="跨语言兄弟姐妹称谓的语义组合传统相对性别与剩余非加性的预测检验"/>
+    <w:bookmarkStart w:id="101" w:name="跨语言兄弟姐妹称谓的语义组合传统相对性别与剩余非加性的预测检验"/>
     <w:p>
       <w:pPr>
         <w:pStyle w:val="Heading1"/>
@@ -20,7 +20,7 @@
           <w:b/>
           <w:bCs/>
         </w:rPr>
-        <w:t xml:space="preserve">中文实证工作稿｜2026年10月14日</w:t>
+        <w:t xml:space="preserve">中文实证工作稿｜2026年10月15日文献修订；原分析执行于2026年10月14日</w:t>
       </w:r>
     </w:p>
     <w:bookmarkStart w:id="20" w:name="摘要"/>
@@ -73,15 +73,15 @@
         <w:pStyle w:val="FirstParagraph"/>
       </w:pPr>
       <w:r>
-        <w:t xml:space="preserve">一个亲属称谓可以覆盖多个谱系位置，而不同语言对相同位置的区分方式并不一致。英语的brother、sister主要区分所指者性别，另一些体系突出年长与年幼，还有一些体系依据说话者与兄弟姐妹是否同性组织称谓。比较这些差异，是研究语言如何形成语义范畴的重要途径[A01、A02、A09]。</w:t>
-      </w:r>
-    </w:p>
-    <w:p>
-      <w:pPr>
-        <w:pStyle w:val="BodyText"/>
-      </w:pPr>
-      <w:r>
-        <w:t xml:space="preserve">亲属分类中的多维结构具有很长的研究史。Kroeber提出的区分维度、Nerlove与Romney的兄弟姐妹类型研究、Kronenfeld的合取性与标记性分析，已经把年龄和性别的组合纳入讨论[A01、A02、A06]。本研究关注的是另一个可形式化的问题：给定两个具体亲属类别，它们共享词形的概率，是否能够由各原始维度的独立贡献预测？</w:t>
+        <w:t xml:space="preserve">一个亲属称谓可以覆盖多个谱系位置，而不同语言对相同位置的区分方式并不一致。英语的brother、sister主要区分所指者性别，另一些体系突出年长与年幼，还有一些体系依据说话者与兄弟姐妹是否同性组织称谓。比较这些差异，是研究语言如何形成语义范畴的重要途径[A01、A09]。</w:t>
+      </w:r>
+    </w:p>
+    <w:p>
+      <w:pPr>
+        <w:pStyle w:val="BodyText"/>
+      </w:pPr>
+      <w:r>
+        <w:t xml:space="preserve">亲属分类中的多维结构具有很长的研究史。Kroeber提出的区分维度，以及Kronenfeld对兄弟姐妹类型学、合取性与标记性的修订，已经把年龄和性别的组合纳入讨论[A01、A06]。本研究关注的是另一个可形式化的问题：给定两个具体亲属类别，它们共享词形的概率，是否能够由各原始维度的独立贡献预测？</w:t>
       </w:r>
     </w:p>
     <w:p>
@@ -136,15 +136,15 @@
         <w:pStyle w:val="FirstParagraph"/>
       </w:pPr>
       <w:r>
-        <w:t xml:space="preserve">Morgan的历史关系表为跨社会亲属比较提供早期资料[A08]。Kroeber指出，各体系都把不同关系纳入词汇类别，分析重点在于所采用的区分[A01]。成分分析进一步尝试将称谓意义组织为属性和规则；Goodenough与Lounsbury的两项经典文章[A03、A04]在本次取得的是出版商可见首段，本文仅据其定位说明历史脉络，相关详细规则采用已取得全文的亲属理论与类型学研究[A15、A17]。</w:t>
-      </w:r>
-    </w:p>
-    <w:p>
-      <w:pPr>
-        <w:pStyle w:val="BodyText"/>
-      </w:pPr>
-      <w:r>
-        <w:t xml:space="preserve">Nerlove与Romney围绕性别、年龄及同性／异性关系比较兄弟姐妹体系[A02]。Kronenfeld将传统限制扩展为合取结构与标记性问题[A06]；Hage从标记理论、历史应用和不出现的类别组合讨论亲属规律[A07、A19]。Faris的东南Nuba资料提供了对传统兄弟姐妹结构假设的具体早期材料[A20]。这些摘要文献支持研究脉络和所报告的问题，其详细分析不作为本次回归参数的直接证据。</w:t>
+        <w:t xml:space="preserve">Morgan的历史关系表为跨社会亲属比较提供早期资料[A08]。Kroeber指出，各体系都把不同关系纳入词汇类别，分析重点在于所采用的区分[A01]。成分分析进一步尝试将称谓意义组织为属性和规则。Goodenough在Truk材料中比较可描述相同亲属用法的不同概念模型[A03，第211—213页]；Lounsbury指出，语义特征既可以具有独立语音表达，也可以通过隐含分布或组合得到表达[A04，第161—162页]。这两份全文使词形、语义描述与编码选择之间的区别具有直接的经典文献依据，并可与后来的亲属理论相联系[A15、A17]。</w:t>
+      </w:r>
+    </w:p>
+    <w:p>
+      <w:pPr>
+        <w:pStyle w:val="BodyText"/>
+      </w:pPr>
+      <w:r>
+        <w:t xml:space="preserve">Kronenfeld明确区分构成八种兄弟姐妹位置的三项二元变量，以及相对性别等用于语义分类的特征，并修订其合取性、标记性和层级条件[A06，第490—491页]。其Fanti例子中，词项覆盖可以重叠，因此合取性和无重叠划分不是同一要求[A06，第501页]。Hage把特征中和、标记关系、相继二元划分及历史解释连接起来[A07，第199—202页；A19，第652—654页]。Faris的东南Nuba材料报告依说话者性别而变化的同性／异性区分，并以多义分析重新讨论表面的析取类别[A20，第483—484页]。这些文献提供明确的传统结构与条件性区分依据，不直接等同于本研究的统计交互参数。</w:t>
       </w:r>
     </w:p>
     <w:p>
@@ -3940,15 +3940,15 @@
         <w:t xml:space="preserve">”</w:t>
       </w:r>
       <w:r>
-        <w:t xml:space="preserve">依赖于所选基本属性：把所指者与参照者性别分别视为原始属性，会得到一个乘积项；把同性／异性关系视为属性，则可用一个主效应表达同样的函数空间。这与经典兄弟姐妹研究和近期对称性理论衔接[A02、A06、B04]。</w:t>
-      </w:r>
-    </w:p>
-    <w:p>
-      <w:pPr>
-        <w:pStyle w:val="BodyText"/>
-      </w:pPr>
-      <w:r>
-        <w:t xml:space="preserve">这一辨析对语义研究的意义在于，统计函数与语义本体之间需要明确对应。观察到乘积项并不自动回答哪一种属性表述最接近词义组织。合理的实证工作应先纳入传统的关系性特征，再测量剩余非加性。本次三个基准使这一步骤具体化，主设定下经典相对性别模型相对原始模型的差值，占原始至完整交互点估计差值约58.3%，同时这一增益在不同谱系组成下也具有差异。</w:t>
+        <w:t xml:space="preserve">依赖于所选基本属性：把所指者与参照者性别分别视为原始属性，会得到一个乘积项；把同性／异性关系视为属性，则可用一个主效应表达同样的函数空间。这与经典兄弟姐妹研究和近期对称性理论衔接[A06、B04]。</w:t>
+      </w:r>
+    </w:p>
+    <w:p>
+      <w:pPr>
+        <w:pStyle w:val="BodyText"/>
+      </w:pPr>
+      <w:r>
+        <w:t xml:space="preserve">这一辨析对语义研究的意义在于，统计函数与语义本体之间需要明确对应。观察到乘积项并不自动回答哪一种属性表述最接近词义组织。Goodenough对替代概念模型的讨论[A03，第211—213页]也提示：观察到相同用法，并不能单凭一种编码确定唯一的概念表述。合理的实证工作应先纳入传统的关系性特征，再测量剩余非加性。本次三个基准使这一步骤具体化，主设定下经典相对性别模型相对原始模型的差值，占原始至完整交互点估计差值约58.3%，同时这一增益在不同谱系组成下也具有差异。</w:t>
       </w:r>
     </w:p>
     <w:bookmarkEnd w:id="44"/>
@@ -4018,7 +4018,7 @@
         <w:pStyle w:val="FirstParagraph"/>
       </w:pPr>
       <w:r>
-        <w:t xml:space="preserve">精确同形是一种透明且可复现的测量，但共同词干与性别后缀可能承载相关语义而未成为相同Form[A17、A18]。本研究用保守标准化保留这些区别，测得的是共享形式，而不是所有形态或意义联系。多同义词的集合重叠又可能产生非传递关系，严格集合与单词形变体据此成为重要比较。</w:t>
+        <w:t xml:space="preserve">精确同形是一种透明且可复现的测量，但共同词干与性别后缀可能承载相关语义而未成为相同Form[A17、A18]。本研究用保守标准化保留这些区别，测得的是共享形式，而不是所有形态或意义联系。多同义词的集合重叠又可能产生非传递关系，严格集合与单词形变体据此成为重要比较。Kronenfeld的Fanti重叠词项例子[A06，第501页]和Faris对Nuba表面析取的重分析[A20，第483—484页]进一步表明，词形共用、语义多义与无重叠划分之间已有需要区分的理论关系。</w:t>
       </w:r>
     </w:p>
     <w:p>
@@ -4114,8 +4114,16 @@
         <w:t xml:space="preserve">。具体版本、许可、清洗、来源和执行环境见复现包中的provenance.json；核心脚本为audit.py和analyze.py。所有表格数字来自results.json或对应CSV，图表为本次数据计算所得。</w:t>
       </w:r>
     </w:p>
+    <w:p>
+      <w:pPr>
+        <w:pStyle w:val="BodyText"/>
+      </w:pPr>
+      <w:r>
+        <w:t xml:space="preserve">本轮文献修订纳入用户提供的正式PDF，并将仍未取得全文的文献从正式引用中移除。8份补充文件的重命名与SHA-256、所有源PDF的逐页TXT和OCR状态均随材料保存；本轮没有改动原冻结数据和结果数值。</w:t>
+      </w:r>
+    </w:p>
     <w:bookmarkEnd w:id="53"/>
-    <w:bookmarkStart w:id="102" w:name="参考文献"/>
+    <w:bookmarkStart w:id="100" w:name="参考文献"/>
     <w:p>
       <w:pPr>
         <w:pStyle w:val="Heading2"/>
@@ -4129,7 +4137,7 @@
         <w:pStyle w:val="FirstParagraph"/>
       </w:pPr>
       <w:r>
-        <w:t xml:space="preserve">文献编号与统一台账一致。正式可计入全文／真实摘要阅读的书目及补充历史资料分别标示；题名保持原文。</w:t>
+        <w:t xml:space="preserve">当前正式参考文献仅包含已取得全文的46项独立著作，编号与登记表一致。</w:t>
       </w:r>
     </w:p>
     <w:p>
@@ -4172,7 +4180,7 @@
         <w:pStyle w:val="BodyText"/>
       </w:pPr>
       <w:r>
-        <w:t xml:space="preserve">[A02] Sara Nerlove, A. Kimball Romney（1967）.</w:t>
+        <w:t xml:space="preserve">[A03] Ward H. Goodenough（1956）.</w:t>
       </w:r>
       <w:r>
         <w:t xml:space="preserve"> </w:t>
@@ -4182,10 +4190,10 @@
           <w:i/>
           <w:iCs/>
         </w:rPr>
-        <w:t xml:space="preserve">Sibling Terminology and Cross-Sex Behavior</w:t>
-      </w:r>
-      <w:r>
-        <w:t xml:space="preserve">. American Anthropologist, 69(2), 179-187.</w:t>
+        <w:t xml:space="preserve">Componential Analysis and the Study of Meaning</w:t>
+      </w:r>
+      <w:r>
+        <w:t xml:space="preserve">. Language, 32(1), 195-216.</w:t>
       </w:r>
       <w:r>
         <w:t xml:space="preserve"> </w:t>
@@ -4207,7 +4215,7 @@
         <w:pStyle w:val="BodyText"/>
       </w:pPr>
       <w:r>
-        <w:t xml:space="preserve">[A06] David B. Kronenfeld（1974）.</w:t>
+        <w:t xml:space="preserve">[A04] Floyd G. Lounsbury（1956）.</w:t>
       </w:r>
       <w:r>
         <w:t xml:space="preserve"> </w:t>
@@ -4217,10 +4225,10 @@
           <w:i/>
           <w:iCs/>
         </w:rPr>
-        <w:t xml:space="preserve">Sibling Typology: Beyond Nerlove and Romney</w:t>
-      </w:r>
-      <w:r>
-        <w:t xml:space="preserve">. American Ethnologist, 1(3), 489-506.</w:t>
+        <w:t xml:space="preserve">A Semantic Analysis of the Pawnee Kinship Usage</w:t>
+      </w:r>
+      <w:r>
+        <w:t xml:space="preserve">. Language, 32(1), 158-194.</w:t>
       </w:r>
       <w:r>
         <w:t xml:space="preserve"> </w:t>
@@ -4242,7 +4250,7 @@
         <w:pStyle w:val="BodyText"/>
       </w:pPr>
       <w:r>
-        <w:t xml:space="preserve">[A07] Per Hage（2001）.</w:t>
+        <w:t xml:space="preserve">[A06] David B. Kronenfeld（1974）.</w:t>
       </w:r>
       <w:r>
         <w:t xml:space="preserve"> </w:t>
@@ -4252,10 +4260,10 @@
           <w:i/>
           <w:iCs/>
         </w:rPr>
-        <w:t xml:space="preserve">Marking Theory and Kinship Analysis: Cross-cultural and Historical Applications</w:t>
-      </w:r>
-      <w:r>
-        <w:t xml:space="preserve">. Anthropological Theory, 1(2), 197-211.</w:t>
+        <w:t xml:space="preserve">Sibling Typology: Beyond Nerlove and Romney</w:t>
+      </w:r>
+      <w:r>
+        <w:t xml:space="preserve">. American Ethnologist, 1(3), 489-506.</w:t>
       </w:r>
       <w:r>
         <w:t xml:space="preserve"> </w:t>
@@ -4277,7 +4285,7 @@
         <w:pStyle w:val="BodyText"/>
       </w:pPr>
       <w:r>
-        <w:t xml:space="preserve">[A08] Lewis Henry Morgan（1871）.</w:t>
+        <w:t xml:space="preserve">[A07] Per Hage（2001）.</w:t>
       </w:r>
       <w:r>
         <w:t xml:space="preserve"> </w:t>
@@ -4287,10 +4295,10 @@
           <w:i/>
           <w:iCs/>
         </w:rPr>
-        <w:t xml:space="preserve">Systems of Consanguinity and Affinity of the Human Family</w:t>
-      </w:r>
-      <w:r>
-        <w:t xml:space="preserve">. Smithsonian Contributions to Knowledge, Vol. 17, Smithsonian Institution.</w:t>
+        <w:t xml:space="preserve">Marking Theory and Kinship Analysis: Cross-cultural and Historical Applications</w:t>
+      </w:r>
+      <w:r>
+        <w:t xml:space="preserve">. Anthropological Theory, 1(2), 197-211.</w:t>
       </w:r>
       <w:r>
         <w:t xml:space="preserve"> </w:t>
@@ -4312,7 +4320,7 @@
         <w:pStyle w:val="BodyText"/>
       </w:pPr>
       <w:r>
-        <w:t xml:space="preserve">[A09] Sam Passmore, Wolfgang Barth, Simon J. Greenhill, Kyla Quinn, Catherine Sheard, Paraskevi Argyriou, Joshua Birchall, Claire Bowern, Jasmine Calladine, Angarika Deb, Anouk Diederen, Niklas P. Metsäranta, Luis Henrique Araujo, Rhiannon Schembri, Jo Hickey-Hall, Terhi Honkola, Alice Mitchell, Lucy Poole, Péter M. Rácz, Sean G. Roberts, Robert M. Ross, Ewan Thomas-Colquhoun, Nicholas Evans, Fiona M. Jordan（2023）.</w:t>
+        <w:t xml:space="preserve">[A08] Lewis Henry Morgan（1871）.</w:t>
       </w:r>
       <w:r>
         <w:t xml:space="preserve"> </w:t>
@@ -4322,10 +4330,10 @@
           <w:i/>
           <w:iCs/>
         </w:rPr>
-        <w:t xml:space="preserve">Kinbank: A Global Database of Kinship Terminology</w:t>
-      </w:r>
-      <w:r>
-        <w:t xml:space="preserve">. PLOS ONE, 18(5), e0283218.</w:t>
+        <w:t xml:space="preserve">Systems of Consanguinity and Affinity of the Human Family</w:t>
+      </w:r>
+      <w:r>
+        <w:t xml:space="preserve">. Smithsonian Contributions to Knowledge, Vol. 17, Smithsonian Institution.</w:t>
       </w:r>
       <w:r>
         <w:t xml:space="preserve"> </w:t>
@@ -4347,7 +4355,7 @@
         <w:pStyle w:val="BodyText"/>
       </w:pPr>
       <w:r>
-        <w:t xml:space="preserve">[A10] Fiona M. Jordan（2011）.</w:t>
+        <w:t xml:space="preserve">[A09] Sam Passmore, Wolfgang Barth, Simon J. Greenhill, Kyla Quinn, Catherine Sheard, Paraskevi Argyriou, Joshua Birchall, Claire Bowern, Jasmine Calladine, Angarika Deb, Anouk Diederen, Niklas P. Metsäranta, Luis Henrique Araujo, Rhiannon Schembri, Jo Hickey-Hall, Terhi Honkola, Alice Mitchell, Lucy Poole, Péter M. Rácz, Sean G. Roberts, Robert M. Ross, Ewan Thomas-Colquhoun, Nicholas Evans, Fiona M. Jordan（2023）.</w:t>
       </w:r>
       <w:r>
         <w:t xml:space="preserve"> </w:t>
@@ -4357,10 +4365,10 @@
           <w:i/>
           <w:iCs/>
         </w:rPr>
-        <w:t xml:space="preserve">A Phylogenetic Analysis of the Evolution of Austronesian Sibling Terminologies</w:t>
-      </w:r>
-      <w:r>
-        <w:t xml:space="preserve">. Human Biology, 83(2), 297-321.</w:t>
+        <w:t xml:space="preserve">Kinbank: A Global Database of Kinship Terminology</w:t>
+      </w:r>
+      <w:r>
+        <w:t xml:space="preserve">. PLOS ONE, 18(5), e0283218.</w:t>
       </w:r>
       <w:r>
         <w:t xml:space="preserve"> </w:t>
@@ -4382,7 +4390,7 @@
         <w:pStyle w:val="BodyText"/>
       </w:pPr>
       <w:r>
-        <w:t xml:space="preserve">[A11] Sam Passmore, Fiona M. Jordan（2020）.</w:t>
+        <w:t xml:space="preserve">[A10] Fiona M. Jordan（2011）.</w:t>
       </w:r>
       <w:r>
         <w:t xml:space="preserve"> </w:t>
@@ -4392,10 +4400,10 @@
           <w:i/>
           <w:iCs/>
         </w:rPr>
-        <w:t xml:space="preserve">No Universals in the Cultural Evolution of Kinship Terminology</w:t>
-      </w:r>
-      <w:r>
-        <w:t xml:space="preserve">. Evolutionary Human Sciences, 2.</w:t>
+        <w:t xml:space="preserve">A Phylogenetic Analysis of the Evolution of Austronesian Sibling Terminologies</w:t>
+      </w:r>
+      <w:r>
+        <w:t xml:space="preserve">. Human Biology, 83(2), 297-321.</w:t>
       </w:r>
       <w:r>
         <w:t xml:space="preserve"> </w:t>
@@ -4417,7 +4425,7 @@
         <w:pStyle w:val="BodyText"/>
       </w:pPr>
       <w:r>
-        <w:t xml:space="preserve">[A12] Péter Rácz, Sam Passmore, Fiona M. Jordan（2020）.</w:t>
+        <w:t xml:space="preserve">[A11] Sam Passmore, Fiona M. Jordan（2020）.</w:t>
       </w:r>
       <w:r>
         <w:t xml:space="preserve"> </w:t>
@@ -4427,10 +4435,10 @@
           <w:i/>
           <w:iCs/>
         </w:rPr>
-        <w:t xml:space="preserve">Social Practice and Shared History, Not Social Scale, Structure Cross-Cultural Complexity in Kinship Systems</w:t>
-      </w:r>
-      <w:r>
-        <w:t xml:space="preserve">. Topics in Cognitive Science, 12(2), 744–765.</w:t>
+        <w:t xml:space="preserve">No Universals in the Cultural Evolution of Kinship Terminology</w:t>
+      </w:r>
+      <w:r>
+        <w:t xml:space="preserve">. Evolutionary Human Sciences, 2.</w:t>
       </w:r>
       <w:r>
         <w:t xml:space="preserve"> </w:t>
@@ -4452,7 +4460,7 @@
         <w:pStyle w:val="BodyText"/>
       </w:pPr>
       <w:r>
-        <w:t xml:space="preserve">[A13] Myrtille Guillon, Ruth Mace（2016）.</w:t>
+        <w:t xml:space="preserve">[A12] Péter Rácz, Sam Passmore, Fiona M. Jordan（2020）.</w:t>
       </w:r>
       <w:r>
         <w:t xml:space="preserve"> </w:t>
@@ -4462,10 +4470,10 @@
           <w:i/>
           <w:iCs/>
         </w:rPr>
-        <w:t xml:space="preserve">A Phylogenetic Comparative Study of Bantu Kinship Terminology Finds Limited Support for Its Co-Evolution with Social Organisation</w:t>
-      </w:r>
-      <w:r>
-        <w:t xml:space="preserve">. PLOS ONE, 11(3), e0147920.</w:t>
+        <w:t xml:space="preserve">Social Practice and Shared History, Not Social Scale, Structure Cross-Cultural Complexity in Kinship Systems</w:t>
+      </w:r>
+      <w:r>
+        <w:t xml:space="preserve">. Topics in Cognitive Science, 12(2), 744–765.</w:t>
       </w:r>
       <w:r>
         <w:t xml:space="preserve"> </w:t>
@@ -4487,7 +4495,7 @@
         <w:pStyle w:val="BodyText"/>
       </w:pPr>
       <w:r>
-        <w:t xml:space="preserve">[A14] Doug Jones（2010）.</w:t>
+        <w:t xml:space="preserve">[A13] Myrtille Guillon, Ruth Mace（2016）.</w:t>
       </w:r>
       <w:r>
         <w:t xml:space="preserve"> </w:t>
@@ -4497,10 +4505,10 @@
           <w:i/>
           <w:iCs/>
         </w:rPr>
-        <w:t xml:space="preserve">Human Kinship, from Conceptual Structure to Grammar</w:t>
-      </w:r>
-      <w:r>
-        <w:t xml:space="preserve">. Behavioral and Brain Sciences, 33(5), 367-381.</w:t>
+        <w:t xml:space="preserve">A Phylogenetic Comparative Study of Bantu Kinship Terminology Finds Limited Support for Its Co-Evolution with Social Organisation</w:t>
+      </w:r>
+      <w:r>
+        <w:t xml:space="preserve">. PLOS ONE, 11(3), e0147920.</w:t>
       </w:r>
       <w:r>
         <w:t xml:space="preserve"> </w:t>
@@ -4522,7 +4530,7 @@
         <w:pStyle w:val="BodyText"/>
       </w:pPr>
       <w:r>
-        <w:t xml:space="preserve">[A15] Dwight W. Read（2007）.</w:t>
+        <w:t xml:space="preserve">[A14] Doug Jones（2010）.</w:t>
       </w:r>
       <w:r>
         <w:t xml:space="preserve"> </w:t>
@@ -4532,10 +4540,10 @@
           <w:i/>
           <w:iCs/>
         </w:rPr>
-        <w:t xml:space="preserve">Kinship Theory: A Paradigm Shift</w:t>
-      </w:r>
-      <w:r>
-        <w:t xml:space="preserve">. Ethnology, 46(4), 329–364.</w:t>
+        <w:t xml:space="preserve">Human Kinship, from Conceptual Structure to Grammar</w:t>
+      </w:r>
+      <w:r>
+        <w:t xml:space="preserve">. Behavioral and Brain Sciences, 33(5), 367-381.</w:t>
       </w:r>
       <w:r>
         <w:t xml:space="preserve"> </w:t>
@@ -4557,7 +4565,7 @@
         <w:pStyle w:val="BodyText"/>
       </w:pPr>
       <w:r>
-        <w:t xml:space="preserve">[A16] Vladimir Pericliev（2017）.</w:t>
+        <w:t xml:space="preserve">[A15] Dwight W. Read（2007）.</w:t>
       </w:r>
       <w:r>
         <w:t xml:space="preserve"> </w:t>
@@ -4567,10 +4575,10 @@
           <w:i/>
           <w:iCs/>
         </w:rPr>
-        <w:t xml:space="preserve">Kin Term Patterns and Language Families</w:t>
-      </w:r>
-      <w:r>
-        <w:t xml:space="preserve">. Cognitive Studies | Études cognitives(17).</w:t>
+        <w:t xml:space="preserve">Kinship Theory: A Paradigm Shift</w:t>
+      </w:r>
+      <w:r>
+        <w:t xml:space="preserve">. Ethnology, 46(4), 329–364.</w:t>
       </w:r>
       <w:r>
         <w:t xml:space="preserve"> </w:t>
@@ -4592,7 +4600,7 @@
         <w:pStyle w:val="BodyText"/>
       </w:pPr>
       <w:r>
-        <w:t xml:space="preserve">[A17] David B. Kronenfeld（2006）.</w:t>
+        <w:t xml:space="preserve">[A16] Vladimir Pericliev（2017）.</w:t>
       </w:r>
       <w:r>
         <w:t xml:space="preserve"> </w:t>
@@ -4602,10 +4610,10 @@
           <w:i/>
           <w:iCs/>
         </w:rPr>
-        <w:t xml:space="preserve">Issues in the Classification of Kinship Terminologies: Toward a New Typology</w:t>
-      </w:r>
-      <w:r>
-        <w:t xml:space="preserve">. Anthropos, 101(1), 203–219.</w:t>
+        <w:t xml:space="preserve">Kin Term Patterns and Language Families</w:t>
+      </w:r>
+      <w:r>
+        <w:t xml:space="preserve">. Cognitive Studies | Études cognitives(17).</w:t>
       </w:r>
       <w:r>
         <w:t xml:space="preserve"> </w:t>
@@ -4627,7 +4635,7 @@
         <w:pStyle w:val="BodyText"/>
       </w:pPr>
       <w:r>
-        <w:t xml:space="preserve">[A18] Sam Passmore, Wolfgang Barth, Kyla Quinn, Simon J. Greenhill, Nicholas Evans, Fiona M. Jordan（2021）.</w:t>
+        <w:t xml:space="preserve">[A17] David B. Kronenfeld（2006）.</w:t>
       </w:r>
       <w:r>
         <w:t xml:space="preserve"> </w:t>
@@ -4637,10 +4645,10 @@
           <w:i/>
           <w:iCs/>
         </w:rPr>
-        <w:t xml:space="preserve">Kin Against Kin: Internal Co-selection and the Coherence of Kinship Typologies</w:t>
-      </w:r>
-      <w:r>
-        <w:t xml:space="preserve">. Biological Theory, 16(3), 176-193.</w:t>
+        <w:t xml:space="preserve">Issues in the Classification of Kinship Terminologies: Toward a New Typology</w:t>
+      </w:r>
+      <w:r>
+        <w:t xml:space="preserve">. Anthropos, 101(1), 203–219.</w:t>
       </w:r>
       <w:r>
         <w:t xml:space="preserve"> </w:t>
@@ -4662,7 +4670,7 @@
         <w:pStyle w:val="BodyText"/>
       </w:pPr>
       <w:r>
-        <w:t xml:space="preserve">[A19] Per Hage（1997）.</w:t>
+        <w:t xml:space="preserve">[A18] Sam Passmore, Wolfgang Barth, Kyla Quinn, Simon J. Greenhill, Nicholas Evans, Fiona M. Jordan（2021）.</w:t>
       </w:r>
       <w:r>
         <w:t xml:space="preserve"> </w:t>
@@ -4672,10 +4680,10 @@
           <w:i/>
           <w:iCs/>
         </w:rPr>
-        <w:t xml:space="preserve">Unthinkable Categories and the Fundamental Laws of Kinship</w:t>
-      </w:r>
-      <w:r>
-        <w:t xml:space="preserve">. American Ethnologist, 24(3), 652-667.</w:t>
+        <w:t xml:space="preserve">Kin Against Kin: Internal Co-selection and the Coherence of Kinship Typologies</w:t>
+      </w:r>
+      <w:r>
+        <w:t xml:space="preserve">. Biological Theory, 16(3), 176-193.</w:t>
       </w:r>
       <w:r>
         <w:t xml:space="preserve"> </w:t>
@@ -4697,7 +4705,7 @@
         <w:pStyle w:val="BodyText"/>
       </w:pPr>
       <w:r>
-        <w:t xml:space="preserve">[A20] James C. Faris（1969）.</w:t>
+        <w:t xml:space="preserve">[A19] Per Hage（1997）.</w:t>
       </w:r>
       <w:r>
         <w:t xml:space="preserve"> </w:t>
@@ -4707,10 +4715,10 @@
           <w:i/>
           <w:iCs/>
         </w:rPr>
-        <w:t xml:space="preserve">Sibling Terminology and Cross-Sex Behavior: Data from the Southeastern Nuba Mountains</w:t>
-      </w:r>
-      <w:r>
-        <w:t xml:space="preserve">. American Anthropologist, 71(3), 482-488.</w:t>
+        <w:t xml:space="preserve">Unthinkable Categories and the Fundamental Laws of Kinship</w:t>
+      </w:r>
+      <w:r>
+        <w:t xml:space="preserve">. American Ethnologist, 24(3), 652-667.</w:t>
       </w:r>
       <w:r>
         <w:t xml:space="preserve"> </w:t>
@@ -4732,7 +4740,7 @@
         <w:pStyle w:val="BodyText"/>
       </w:pPr>
       <w:r>
-        <w:t xml:space="preserve">[B01] Charles Kemp, Terry Regier（2012）.</w:t>
+        <w:t xml:space="preserve">[A20] James C. Faris（1969）.</w:t>
       </w:r>
       <w:r>
         <w:t xml:space="preserve"> </w:t>
@@ -4742,10 +4750,10 @@
           <w:i/>
           <w:iCs/>
         </w:rPr>
-        <w:t xml:space="preserve">Kinship Categories Across Languages Reflect General Communicative Principles</w:t>
-      </w:r>
-      <w:r>
-        <w:t xml:space="preserve">. Science, 336(6084), 1049-1054.</w:t>
+        <w:t xml:space="preserve">Sibling Terminology and Cross-Sex Behavior: Data from the Southeastern Nuba Mountains</w:t>
+      </w:r>
+      <w:r>
+        <w:t xml:space="preserve">. American Anthropologist, 71(3), 482-488.</w:t>
       </w:r>
       <w:r>
         <w:t xml:space="preserve"> </w:t>
@@ -4767,7 +4775,7 @@
         <w:pStyle w:val="BodyText"/>
       </w:pPr>
       <w:r>
-        <w:t xml:space="preserve">[B02] Maisy Hallam, Simon Kirby, Fiona Jordan, Kenny Smith（2025）.</w:t>
+        <w:t xml:space="preserve">[B01] Charles Kemp, Terry Regier（2012）.</w:t>
       </w:r>
       <w:r>
         <w:t xml:space="preserve"> </w:t>
@@ -4777,10 +4785,10 @@
           <w:i/>
           <w:iCs/>
         </w:rPr>
-        <w:t xml:space="preserve">Efficient communication drives the semantic structure of kinship terminology</w:t>
-      </w:r>
-      <w:r>
-        <w:t xml:space="preserve">. Proceedings of the Annual Meeting of the Cognitive Science Society, 47(0), 5831-5837.</w:t>
+        <w:t xml:space="preserve">Kinship Categories Across Languages Reflect General Communicative Principles</w:t>
+      </w:r>
+      <w:r>
+        <w:t xml:space="preserve">. Science, 336(6084), 1049-1054.</w:t>
       </w:r>
       <w:r>
         <w:t xml:space="preserve"> </w:t>
@@ -4802,7 +4810,7 @@
         <w:pStyle w:val="BodyText"/>
       </w:pPr>
       <w:r>
-        <w:t xml:space="preserve">[B03] Maisy Hallam, Fiona M. Jordan, Simon Kirby, Kenny Smith（2025）.</w:t>
+        <w:t xml:space="preserve">[B02] Maisy Hallam, Simon Kirby, Fiona Jordan, Kenny Smith（2025）.</w:t>
       </w:r>
       <w:r>
         <w:t xml:space="preserve"> </w:t>
@@ -4812,10 +4820,10 @@
           <w:i/>
           <w:iCs/>
         </w:rPr>
-        <w:t xml:space="preserve">Predictive Structure Emerges During the Generalisation of Kin Terms to New Referents</w:t>
-      </w:r>
-      <w:r>
-        <w:t xml:space="preserve">. Open Mind, 9, 1431-1466.</w:t>
+        <w:t xml:space="preserve">Efficient communication drives the semantic structure of kinship terminology</w:t>
+      </w:r>
+      <w:r>
+        <w:t xml:space="preserve">. Proceedings of the Annual Meeting of the Cognitive Science Society, 47(0), 5831-5837.</w:t>
       </w:r>
       <w:r>
         <w:t xml:space="preserve"> </w:t>
@@ -4837,7 +4845,7 @@
         <w:pStyle w:val="BodyText"/>
       </w:pPr>
       <w:r>
-        <w:t xml:space="preserve">[B04] Charles Kemp（2026）.</w:t>
+        <w:t xml:space="preserve">[B03] Maisy Hallam, Fiona M. Jordan, Simon Kirby, Kenny Smith（2025）.</w:t>
       </w:r>
       <w:r>
         <w:t xml:space="preserve"> </w:t>
@@ -4847,10 +4855,10 @@
           <w:i/>
           <w:iCs/>
         </w:rPr>
-        <w:t xml:space="preserve">Symmetry in category systems across languages</w:t>
-      </w:r>
-      <w:r>
-        <w:t xml:space="preserve">. Nature Communications, 17(1), 358.</w:t>
+        <w:t xml:space="preserve">Predictive Structure Emerges During the Generalisation of Kin Terms to New Referents</w:t>
+      </w:r>
+      <w:r>
+        <w:t xml:space="preserve">. Open Mind, 9, 1431-1466.</w:t>
       </w:r>
       <w:r>
         <w:t xml:space="preserve"> </w:t>
@@ -4872,7 +4880,7 @@
         <w:pStyle w:val="BodyText"/>
       </w:pPr>
       <w:r>
-        <w:t xml:space="preserve">[B05] Charles Kemp, Yang Xu, Terry Regier（2018）.</w:t>
+        <w:t xml:space="preserve">[B04] Charles Kemp（2026）.</w:t>
       </w:r>
       <w:r>
         <w:t xml:space="preserve"> </w:t>
@@ -4882,10 +4890,10 @@
           <w:i/>
           <w:iCs/>
         </w:rPr>
-        <w:t xml:space="preserve">Semantic Typology and Efficient Communication</w:t>
-      </w:r>
-      <w:r>
-        <w:t xml:space="preserve">. Annual Review of Linguistics, 4(1), 109-128.</w:t>
+        <w:t xml:space="preserve">Symmetry in category systems across languages</w:t>
+      </w:r>
+      <w:r>
+        <w:t xml:space="preserve">. Nature Communications, 17(1), 358.</w:t>
       </w:r>
       <w:r>
         <w:t xml:space="preserve"> </w:t>
@@ -4907,7 +4915,7 @@
         <w:pStyle w:val="BodyText"/>
       </w:pPr>
       <w:r>
-        <w:t xml:space="preserve">[B06] Noga Zaslavsky, Charles Kemp, Terry Regier, Naftali Tishby（2018）.</w:t>
+        <w:t xml:space="preserve">[B05] Charles Kemp, Yang Xu, Terry Regier（2018）.</w:t>
       </w:r>
       <w:r>
         <w:t xml:space="preserve"> </w:t>
@@ -4917,10 +4925,10 @@
           <w:i/>
           <w:iCs/>
         </w:rPr>
-        <w:t xml:space="preserve">Efficient compression in color naming and its evolution</w:t>
-      </w:r>
-      <w:r>
-        <w:t xml:space="preserve">. Proceedings of the National Academy of Sciences, 115(31), 7937-7942.</w:t>
+        <w:t xml:space="preserve">Semantic Typology and Efficient Communication</w:t>
+      </w:r>
+      <w:r>
+        <w:t xml:space="preserve">. Annual Review of Linguistics, 4(1), 109-128.</w:t>
       </w:r>
       <w:r>
         <w:t xml:space="preserve"> </w:t>
@@ -4942,7 +4950,7 @@
         <w:pStyle w:val="BodyText"/>
       </w:pPr>
       <w:r>
-        <w:t xml:space="preserve">[B07] Terry Regier, Charles Kemp, Paul Kay（2015）.</w:t>
+        <w:t xml:space="preserve">[B06] Noga Zaslavsky, Charles Kemp, Terry Regier, Naftali Tishby（2018）.</w:t>
       </w:r>
       <w:r>
         <w:t xml:space="preserve"> </w:t>
@@ -4952,10 +4960,10 @@
           <w:i/>
           <w:iCs/>
         </w:rPr>
-        <w:t xml:space="preserve">Word Meanings across Languages Support Efficient Communication</w:t>
-      </w:r>
-      <w:r>
-        <w:t xml:space="preserve">. The Handbook of Language Emergence, 237-263.</w:t>
+        <w:t xml:space="preserve">Efficient compression in color naming and its evolution</w:t>
+      </w:r>
+      <w:r>
+        <w:t xml:space="preserve">. Proceedings of the National Academy of Sciences, 115(31), 7937-7942.</w:t>
       </w:r>
       <w:r>
         <w:t xml:space="preserve"> </w:t>
@@ -4977,7 +4985,7 @@
         <w:pStyle w:val="BodyText"/>
       </w:pPr>
       <w:r>
-        <w:t xml:space="preserve">[B08] Terry Regier, Paul Kay, Naveen Khetarpal（2007）.</w:t>
+        <w:t xml:space="preserve">[B07] Terry Regier, Charles Kemp, Paul Kay（2015）.</w:t>
       </w:r>
       <w:r>
         <w:t xml:space="preserve"> </w:t>
@@ -4987,10 +4995,10 @@
           <w:i/>
           <w:iCs/>
         </w:rPr>
-        <w:t xml:space="preserve">Color naming reflects optimal partitions of color space</w:t>
-      </w:r>
-      <w:r>
-        <w:t xml:space="preserve">. Proceedings of the National Academy of Sciences, 104(4), 1436-1441.</w:t>
+        <w:t xml:space="preserve">Word Meanings across Languages Support Efficient Communication</w:t>
+      </w:r>
+      <w:r>
+        <w:t xml:space="preserve">. The Handbook of Language Emergence, 237-263.</w:t>
       </w:r>
       <w:r>
         <w:t xml:space="preserve"> </w:t>
@@ -5012,7 +5020,7 @@
         <w:pStyle w:val="BodyText"/>
       </w:pPr>
       <w:r>
-        <w:t xml:space="preserve">[B09] Yang Xu, Emmy Liu, Terry Regier（2020）.</w:t>
+        <w:t xml:space="preserve">[B08] Terry Regier, Paul Kay, Naveen Khetarpal（2007）.</w:t>
       </w:r>
       <w:r>
         <w:t xml:space="preserve"> </w:t>
@@ -5022,10 +5030,10 @@
           <w:i/>
           <w:iCs/>
         </w:rPr>
-        <w:t xml:space="preserve">Numeral Systems Across Languages Support Efficient Communication: From Approximate Numerosity to Recursion</w:t>
-      </w:r>
-      <w:r>
-        <w:t xml:space="preserve">. Open Mind, 4, 57-70.</w:t>
+        <w:t xml:space="preserve">Color naming reflects optimal partitions of color space</w:t>
+      </w:r>
+      <w:r>
+        <w:t xml:space="preserve">. Proceedings of the National Academy of Sciences, 104(4), 1436-1441.</w:t>
       </w:r>
       <w:r>
         <w:t xml:space="preserve"> </w:t>
@@ -5047,7 +5055,7 @@
         <w:pStyle w:val="BodyText"/>
       </w:pPr>
       <w:r>
-        <w:t xml:space="preserve">[B10] Charles Kemp（2012）.</w:t>
+        <w:t xml:space="preserve">[B09] Yang Xu, Emmy Liu, Terry Regier（2020）.</w:t>
       </w:r>
       <w:r>
         <w:t xml:space="preserve"> </w:t>
@@ -5057,10 +5065,10 @@
           <w:i/>
           <w:iCs/>
         </w:rPr>
-        <w:t xml:space="preserve">Exploring the conceptual universe</w:t>
-      </w:r>
-      <w:r>
-        <w:t xml:space="preserve">. Psychological Review, 119(4), 685-722.</w:t>
+        <w:t xml:space="preserve">Numeral Systems Across Languages Support Efficient Communication: From Approximate Numerosity to Recursion</w:t>
+      </w:r>
+      <w:r>
+        <w:t xml:space="preserve">. Open Mind, 4, 57-70.</w:t>
       </w:r>
       <w:r>
         <w:t xml:space="preserve"> </w:t>
@@ -5082,7 +5090,7 @@
         <w:pStyle w:val="BodyText"/>
       </w:pPr>
       <w:r>
-        <w:t xml:space="preserve">[B11] Edward Gibson, Richard Futrell, Julian Jara-Ettinger, Kyle Mahowald, Leon Bergen, Sivalogeswaran Ratnasingam, Mitchell Gibson, Steven T. Piantadosi, Bevil R. Conway（2017）.</w:t>
+        <w:t xml:space="preserve">[B10] Charles Kemp（2012）.</w:t>
       </w:r>
       <w:r>
         <w:t xml:space="preserve"> </w:t>
@@ -5092,10 +5100,10 @@
           <w:i/>
           <w:iCs/>
         </w:rPr>
-        <w:t xml:space="preserve">Color naming across languages reflects color use</w:t>
-      </w:r>
-      <w:r>
-        <w:t xml:space="preserve">. Proceedings of the National Academy of Sciences, 114(40), 10785-10790.</w:t>
+        <w:t xml:space="preserve">Exploring the conceptual universe</w:t>
+      </w:r>
+      <w:r>
+        <w:t xml:space="preserve">. Psychological Review, 119(4), 685-722.</w:t>
       </w:r>
       <w:r>
         <w:t xml:space="preserve"> </w:t>
@@ -5117,7 +5125,7 @@
         <w:pStyle w:val="BodyText"/>
       </w:pPr>
       <w:r>
-        <w:t xml:space="preserve">[B12] Jon W. Carr, Kenny Smith, Jennifer Culbertson, Simon Kirby（2020）.</w:t>
+        <w:t xml:space="preserve">[B11] Edward Gibson, Richard Futrell, Julian Jara-Ettinger, Kyle Mahowald, Leon Bergen, Sivalogeswaran Ratnasingam, Mitchell Gibson, Steven T. Piantadosi, Bevil R. Conway（2017）.</w:t>
       </w:r>
       <w:r>
         <w:t xml:space="preserve"> </w:t>
@@ -5127,10 +5135,10 @@
           <w:i/>
           <w:iCs/>
         </w:rPr>
-        <w:t xml:space="preserve">Simplicity and informativeness in semantic category systems</w:t>
-      </w:r>
-      <w:r>
-        <w:t xml:space="preserve">. Cognition, 202, 104289.</w:t>
+        <w:t xml:space="preserve">Color naming across languages reflects color use</w:t>
+      </w:r>
+      <w:r>
+        <w:t xml:space="preserve">. Proceedings of the National Academy of Sciences, 114(40), 10785-10790.</w:t>
       </w:r>
       <w:r>
         <w:t xml:space="preserve"> </w:t>
@@ -5152,7 +5160,7 @@
         <w:pStyle w:val="BodyText"/>
       </w:pPr>
       <w:r>
-        <w:t xml:space="preserve">[B13] Jennifer Culbertson, Simon Kirby（2016）.</w:t>
+        <w:t xml:space="preserve">[B12] Jon W. Carr, Kenny Smith, Jennifer Culbertson, Simon Kirby（2020）.</w:t>
       </w:r>
       <w:r>
         <w:t xml:space="preserve"> </w:t>
@@ -5162,10 +5170,10 @@
           <w:i/>
           <w:iCs/>
         </w:rPr>
-        <w:t xml:space="preserve">Simplicity and Specificity in Language: Domain-General Biases Have Domain-Specific Effects</w:t>
-      </w:r>
-      <w:r>
-        <w:t xml:space="preserve">. Frontiers in Psychology, 6, 1964.</w:t>
+        <w:t xml:space="preserve">Simplicity and informativeness in semantic category systems</w:t>
+      </w:r>
+      <w:r>
+        <w:t xml:space="preserve">. Cognition, 202, 104289.</w:t>
       </w:r>
       <w:r>
         <w:t xml:space="preserve"> </w:t>
@@ -5187,7 +5195,7 @@
         <w:pStyle w:val="BodyText"/>
       </w:pPr>
       <w:r>
-        <w:t xml:space="preserve">[B14] Francis Mollica, Steven T. Piantadosi（2022）.</w:t>
+        <w:t xml:space="preserve">[B13] Jennifer Culbertson, Simon Kirby（2016）.</w:t>
       </w:r>
       <w:r>
         <w:t xml:space="preserve"> </w:t>
@@ -5197,10 +5205,10 @@
           <w:i/>
           <w:iCs/>
         </w:rPr>
-        <w:t xml:space="preserve">Logical word learning: The case of kinship</w:t>
-      </w:r>
-      <w:r>
-        <w:t xml:space="preserve">. Psychonomic Bulletin &amp; Review, 29(3), 766-799.</w:t>
+        <w:t xml:space="preserve">Simplicity and Specificity in Language: Domain-General Biases Have Domain-Specific Effects</w:t>
+      </w:r>
+      <w:r>
+        <w:t xml:space="preserve">. Frontiers in Psychology, 6, 1964.</w:t>
       </w:r>
       <w:r>
         <w:t xml:space="preserve"> </w:t>
@@ -5222,7 +5230,7 @@
         <w:pStyle w:val="BodyText"/>
       </w:pPr>
       <w:r>
-        <w:t xml:space="preserve">[B15] Francis Mollica, Geoff Bacon, Noga Zaslavsky, Yang Xu, Terry Regier, Charles Kemp（2021）.</w:t>
+        <w:t xml:space="preserve">[B14] Francis Mollica, Steven T. Piantadosi（2022）.</w:t>
       </w:r>
       <w:r>
         <w:t xml:space="preserve"> </w:t>
@@ -5232,10 +5240,10 @@
           <w:i/>
           <w:iCs/>
         </w:rPr>
-        <w:t xml:space="preserve">The forms and meanings of grammatical markers support efficient communication</w:t>
-      </w:r>
-      <w:r>
-        <w:t xml:space="preserve">. Proceedings of the National Academy of Sciences, 118(49), e2025993118.</w:t>
+        <w:t xml:space="preserve">Logical word learning: The case of kinship</w:t>
+      </w:r>
+      <w:r>
+        <w:t xml:space="preserve">. Psychonomic Bulletin &amp; Review, 29(3), 766-799.</w:t>
       </w:r>
       <w:r>
         <w:t xml:space="preserve"> </w:t>
@@ -5257,7 +5265,7 @@
         <w:pStyle w:val="BodyText"/>
       </w:pPr>
       <w:r>
-        <w:t xml:space="preserve">[B16] Noga Zaslavsky, Charles Kemp, Naftali Tishby, Terry Regier（2019）.</w:t>
+        <w:t xml:space="preserve">[B15] Francis Mollica, Geoff Bacon, Noga Zaslavsky, Yang Xu, Terry Regier, Charles Kemp（2021）.</w:t>
       </w:r>
       <w:r>
         <w:t xml:space="preserve"> </w:t>
@@ -5267,10 +5275,10 @@
           <w:i/>
           <w:iCs/>
         </w:rPr>
-        <w:t xml:space="preserve">Color Naming Reflects Both Perceptual Structure and Communicative Need</w:t>
-      </w:r>
-      <w:r>
-        <w:t xml:space="preserve">. Topics in Cognitive Science, 11(1), 207-219.</w:t>
+        <w:t xml:space="preserve">The forms and meanings of grammatical markers support efficient communication</w:t>
+      </w:r>
+      <w:r>
+        <w:t xml:space="preserve">. Proceedings of the National Academy of Sciences, 118(49), e2025993118.</w:t>
       </w:r>
       <w:r>
         <w:t xml:space="preserve"> </w:t>
@@ -5292,7 +5300,7 @@
         <w:pStyle w:val="BodyText"/>
       </w:pPr>
       <w:r>
-        <w:t xml:space="preserve">[C01] T. Florian Jaeger（2008）.</w:t>
+        <w:t xml:space="preserve">[B16] Noga Zaslavsky, Charles Kemp, Naftali Tishby, Terry Regier（2019）.</w:t>
       </w:r>
       <w:r>
         <w:t xml:space="preserve"> </w:t>
@@ -5302,10 +5310,10 @@
           <w:i/>
           <w:iCs/>
         </w:rPr>
-        <w:t xml:space="preserve">Categorical data analysis: Away from ANOVAs (transformation or not) and towards logit mixed models</w:t>
-      </w:r>
-      <w:r>
-        <w:t xml:space="preserve">. Journal of Memory and Language, 59(4), 434-446.</w:t>
+        <w:t xml:space="preserve">Color Naming Reflects Both Perceptual Structure and Communicative Need</w:t>
+      </w:r>
+      <w:r>
+        <w:t xml:space="preserve">. Topics in Cognitive Science, 11(1), 207-219.</w:t>
       </w:r>
       <w:r>
         <w:t xml:space="preserve"> </w:t>
@@ -5327,7 +5335,7 @@
         <w:pStyle w:val="BodyText"/>
       </w:pPr>
       <w:r>
-        <w:t xml:space="preserve">[C02] Dale J. Barr, Roger Levy, Christoph Scheepers, Harry J. Tily（2013）.</w:t>
+        <w:t xml:space="preserve">[C01] T. Florian Jaeger（2008）.</w:t>
       </w:r>
       <w:r>
         <w:t xml:space="preserve"> </w:t>
@@ -5337,10 +5345,10 @@
           <w:i/>
           <w:iCs/>
         </w:rPr>
-        <w:t xml:space="preserve">Random effects structure for confirmatory hypothesis testing: Keep it maximal</w:t>
-      </w:r>
-      <w:r>
-        <w:t xml:space="preserve">. Journal of Memory and Language, 68(3), 255-278.</w:t>
+        <w:t xml:space="preserve">Categorical data analysis: Away from ANOVAs (transformation or not) and towards logit mixed models</w:t>
+      </w:r>
+      <w:r>
+        <w:t xml:space="preserve">. Journal of Memory and Language, 59(4), 434-446.</w:t>
       </w:r>
       <w:r>
         <w:t xml:space="preserve"> </w:t>
@@ -5362,7 +5370,7 @@
         <w:pStyle w:val="BodyText"/>
       </w:pPr>
       <w:r>
-        <w:t xml:space="preserve">[C03] Douglas Bates, Martin Mächler, Benjamin M. Bolker, Steven C. Walker（2015）.</w:t>
+        <w:t xml:space="preserve">[C02] Dale J. Barr, Roger Levy, Christoph Scheepers, Harry J. Tily（2013）.</w:t>
       </w:r>
       <w:r>
         <w:t xml:space="preserve"> </w:t>
@@ -5372,10 +5380,10 @@
           <w:i/>
           <w:iCs/>
         </w:rPr>
-        <w:t xml:space="preserve">Fitting Linear Mixed-Effects Models Using lme4</w:t>
-      </w:r>
-      <w:r>
-        <w:t xml:space="preserve">. Journal of Statistical Software, 67(1).</w:t>
+        <w:t xml:space="preserve">Random effects structure for confirmatory hypothesis testing: Keep it maximal</w:t>
+      </w:r>
+      <w:r>
+        <w:t xml:space="preserve">. Journal of Memory and Language, 68(3), 255-278.</w:t>
       </w:r>
       <w:r>
         <w:t xml:space="preserve"> </w:t>
@@ -5397,7 +5405,7 @@
         <w:pStyle w:val="BodyText"/>
       </w:pPr>
       <w:r>
-        <w:t xml:space="preserve">[C04] David R. Roberts, Volker Bahn, Simone Ciuti, Mark S. Boyce, Jane Elith, Gurutzeta Guillera‐Arroita, Severin Hauenstein, José J. Lahoz‐Monfort, Boris Schröder, Wilfried Thuiller, David I. Warton, Brendan A. Wintle, Florian Hartig, Carsten F. Dormann（2017）.</w:t>
+        <w:t xml:space="preserve">[C03] Douglas Bates, Martin Mächler, Benjamin M. Bolker, Steven C. Walker（2015）.</w:t>
       </w:r>
       <w:r>
         <w:t xml:space="preserve"> </w:t>
@@ -5407,10 +5415,10 @@
           <w:i/>
           <w:iCs/>
         </w:rPr>
-        <w:t xml:space="preserve">Cross‐validation strategies for data with temporal, spatial, hierarchical, or phylogenetic structure</w:t>
-      </w:r>
-      <w:r>
-        <w:t xml:space="preserve">. Ecography, 40(8), 913-929.</w:t>
+        <w:t xml:space="preserve">Fitting Linear Mixed-Effects Models Using lme4</w:t>
+      </w:r>
+      <w:r>
+        <w:t xml:space="preserve">. Journal of Statistical Software, 67(1).</w:t>
       </w:r>
       <w:r>
         <w:t xml:space="preserve"> </w:t>
@@ -5432,7 +5440,7 @@
         <w:pStyle w:val="BodyText"/>
       </w:pPr>
       <w:r>
-        <w:t xml:space="preserve">[C05] Andrew Gelman, Aleks Jakulin, Maria Grazia Pittau, Yu-Sung Su（2008）.</w:t>
+        <w:t xml:space="preserve">[C04] David R. Roberts, Volker Bahn, Simone Ciuti, Mark S. Boyce, Jane Elith, Gurutzeta Guillera‐Arroita, Severin Hauenstein, José J. Lahoz‐Monfort, Boris Schröder, Wilfried Thuiller, David I. Warton, Brendan A. Wintle, Florian Hartig, Carsten F. Dormann（2017）.</w:t>
       </w:r>
       <w:r>
         <w:t xml:space="preserve"> </w:t>
@@ -5442,10 +5450,10 @@
           <w:i/>
           <w:iCs/>
         </w:rPr>
-        <w:t xml:space="preserve">A weakly informative default prior distribution for logistic and other regression models</w:t>
-      </w:r>
-      <w:r>
-        <w:t xml:space="preserve">. The Annals of Applied Statistics, 2(4), 1360-1383.</w:t>
+        <w:t xml:space="preserve">Cross‐validation strategies for data with temporal, spatial, hierarchical, or phylogenetic structure</w:t>
+      </w:r>
+      <w:r>
+        <w:t xml:space="preserve">. Ecography, 40(8), 913-929.</w:t>
       </w:r>
       <w:r>
         <w:t xml:space="preserve"> </w:t>
@@ -5467,7 +5475,7 @@
         <w:pStyle w:val="BodyText"/>
       </w:pPr>
       <w:r>
-        <w:t xml:space="preserve">[C06] David Firth（1993）.</w:t>
+        <w:t xml:space="preserve">[C05] Andrew Gelman, Aleks Jakulin, Maria Grazia Pittau, Yu-Sung Su（2008）.</w:t>
       </w:r>
       <w:r>
         <w:t xml:space="preserve"> </w:t>
@@ -5477,10 +5485,10 @@
           <w:i/>
           <w:iCs/>
         </w:rPr>
-        <w:t xml:space="preserve">Bias reduction of maximum likelihood estimates</w:t>
-      </w:r>
-      <w:r>
-        <w:t xml:space="preserve">. Biometrika, 80(1), 27-38.</w:t>
+        <w:t xml:space="preserve">A weakly informative default prior distribution for logistic and other regression models</w:t>
+      </w:r>
+      <w:r>
+        <w:t xml:space="preserve">. The Annals of Applied Statistics, 2(4), 1360-1383.</w:t>
       </w:r>
       <w:r>
         <w:t xml:space="preserve"> </w:t>
@@ -5502,7 +5510,7 @@
         <w:pStyle w:val="BodyText"/>
       </w:pPr>
       <w:r>
-        <w:t xml:space="preserve">[C07] Yoav Benjamini, Yosef Hochberg（1995）.</w:t>
+        <w:t xml:space="preserve">[C06] David Firth（1993）.</w:t>
       </w:r>
       <w:r>
         <w:t xml:space="preserve"> </w:t>
@@ -5512,10 +5520,10 @@
           <w:i/>
           <w:iCs/>
         </w:rPr>
-        <w:t xml:space="preserve">Controlling the False Discovery Rate: A Practical and Powerful Approach to Multiple Testing</w:t>
-      </w:r>
-      <w:r>
-        <w:t xml:space="preserve">. Journal of the Royal Statistical Society Series B: Statistical Methodology, 57(1), 289-300.</w:t>
+        <w:t xml:space="preserve">Bias reduction of maximum likelihood estimates</w:t>
+      </w:r>
+      <w:r>
+        <w:t xml:space="preserve">. Biometrika, 80(1), 27-38.</w:t>
       </w:r>
       <w:r>
         <w:t xml:space="preserve"> </w:t>
@@ -5537,7 +5545,7 @@
         <w:pStyle w:val="BodyText"/>
       </w:pPr>
       <w:r>
-        <w:t xml:space="preserve">[C08] T. Florian Jaeger, Peter Graff, William Croft, Daniel Pontillo（2011）.</w:t>
+        <w:t xml:space="preserve">[C07] Yoav Benjamini, Yosef Hochberg（1995）.</w:t>
       </w:r>
       <w:r>
         <w:t xml:space="preserve"> </w:t>
@@ -5547,10 +5555,10 @@
           <w:i/>
           <w:iCs/>
         </w:rPr>
-        <w:t xml:space="preserve">Mixed effect models for genetic and areal dependencies in linguistic typology</w:t>
-      </w:r>
-      <w:r>
-        <w:t xml:space="preserve">. Linguistic Typology, 15(2), 281–320.</w:t>
+        <w:t xml:space="preserve">Controlling the False Discovery Rate: A Practical and Powerful Approach to Multiple Testing</w:t>
+      </w:r>
+      <w:r>
+        <w:t xml:space="preserve">. Journal of the Royal Statistical Society Series B: Statistical Methodology, 57(1), 289-300.</w:t>
       </w:r>
       <w:r>
         <w:t xml:space="preserve"> </w:t>
@@ -5572,7 +5580,7 @@
         <w:pStyle w:val="BodyText"/>
       </w:pPr>
       <w:r>
-        <w:t xml:space="preserve">[C09] Michael Dunn, Simon J. Greenhill, Stephen C. Levinson, Russell D. Gray（2011）.</w:t>
+        <w:t xml:space="preserve">[C08] T. Florian Jaeger, Peter Graff, William Croft, Daniel Pontillo（2011）.</w:t>
       </w:r>
       <w:r>
         <w:t xml:space="preserve"> </w:t>
@@ -5582,10 +5590,10 @@
           <w:i/>
           <w:iCs/>
         </w:rPr>
-        <w:t xml:space="preserve">Evolved structure of language shows lineage-specific trends in word-order universals</w:t>
-      </w:r>
-      <w:r>
-        <w:t xml:space="preserve">. Nature, 473(7345), 79-82.</w:t>
+        <w:t xml:space="preserve">Mixed effect models for genetic and areal dependencies in linguistic typology</w:t>
+      </w:r>
+      <w:r>
+        <w:t xml:space="preserve">. Linguistic Typology, 15(2), 281–320.</w:t>
       </w:r>
       <w:r>
         <w:t xml:space="preserve"> </w:t>
@@ -5607,7 +5615,7 @@
         <w:pStyle w:val="BodyText"/>
       </w:pPr>
       <w:r>
-        <w:t xml:space="preserve">[C10] Kathryn R. Kirby, Russell D. Gray, Simon J. Greenhill, Fiona M. Jordan, Stephanie Gomes-Ng, Hans-Jörg Bibiko, Damián E. Blasi, Carlos A. Botero, Claire Bowern, Carol R. Ember, Dan Leehr, Bobbi S. Low, Joe McCarter, William Divale, Michael C. Gavin（2016）.</w:t>
+        <w:t xml:space="preserve">[C09] Michael Dunn, Simon J. Greenhill, Stephen C. Levinson, Russell D. Gray（2011）.</w:t>
       </w:r>
       <w:r>
         <w:t xml:space="preserve"> </w:t>
@@ -5617,10 +5625,10 @@
           <w:i/>
           <w:iCs/>
         </w:rPr>
-        <w:t xml:space="preserve">D-PLACE: A Global Database of Cultural, Linguistic and Environmental Diversity</w:t>
-      </w:r>
-      <w:r>
-        <w:t xml:space="preserve">. PLOS ONE, 11(7), e0158391.</w:t>
+        <w:t xml:space="preserve">Evolved structure of language shows lineage-specific trends in word-order universals</w:t>
+      </w:r>
+      <w:r>
+        <w:t xml:space="preserve">. Nature, 473(7345), 79-82.</w:t>
       </w:r>
       <w:r>
         <w:t xml:space="preserve"> </w:t>
@@ -5642,7 +5650,7 @@
         <w:pStyle w:val="BodyText"/>
       </w:pPr>
       <w:r>
-        <w:t xml:space="preserve">[C11] Robert Forkel, Johann-Mattis List, Simon J. Greenhill, Christoph Rzymski, Sebastian Bank, Michael Cysouw, Harald Hammarström, Martin Haspelmath, Gereon A. Kaiping, Russell D. Gray（2018）.</w:t>
+        <w:t xml:space="preserve">[C10] Kathryn R. Kirby, Russell D. Gray, Simon J. Greenhill, Fiona M. Jordan, Stephanie Gomes-Ng, Hans-Jörg Bibiko, Damián E. Blasi, Carlos A. Botero, Claire Bowern, Carol R. Ember, Dan Leehr, Bobbi S. Low, Joe McCarter, William Divale, Michael C. Gavin（2016）.</w:t>
       </w:r>
       <w:r>
         <w:t xml:space="preserve"> </w:t>
@@ -5652,10 +5660,10 @@
           <w:i/>
           <w:iCs/>
         </w:rPr>
-        <w:t xml:space="preserve">Cross-Linguistic Data Formats, advancing data sharing and re-use in comparative linguistics</w:t>
-      </w:r>
-      <w:r>
-        <w:t xml:space="preserve">. Scientific Data, 5(1), 180205.</w:t>
+        <w:t xml:space="preserve">D-PLACE: A Global Database of Cultural, Linguistic and Environmental Diversity</w:t>
+      </w:r>
+      <w:r>
+        <w:t xml:space="preserve">. PLOS ONE, 11(7), e0158391.</w:t>
       </w:r>
       <w:r>
         <w:t xml:space="preserve"> </w:t>
@@ -5677,7 +5685,7 @@
         <w:pStyle w:val="BodyText"/>
       </w:pPr>
       <w:r>
-        <w:t xml:space="preserve">[C12] A. Colin Cameron, Jonah B. Gelbach, Douglas L. Miller（2008）.</w:t>
+        <w:t xml:space="preserve">[C11] Robert Forkel, Johann-Mattis List, Simon J. Greenhill, Christoph Rzymski, Sebastian Bank, Michael Cysouw, Harald Hammarström, Martin Haspelmath, Gereon A. Kaiping, Russell D. Gray（2018）.</w:t>
       </w:r>
       <w:r>
         <w:t xml:space="preserve"> </w:t>
@@ -5687,10 +5695,10 @@
           <w:i/>
           <w:iCs/>
         </w:rPr>
-        <w:t xml:space="preserve">Bootstrap-Based Improvements for Inference with Clustered Errors</w:t>
-      </w:r>
-      <w:r>
-        <w:t xml:space="preserve">. Review of Economics and Statistics, 90(3), 414-427.</w:t>
+        <w:t xml:space="preserve">Cross-Linguistic Data Formats, advancing data sharing and re-use in comparative linguistics</w:t>
+      </w:r>
+      <w:r>
+        <w:t xml:space="preserve">. Scientific Data, 5(1), 180205.</w:t>
       </w:r>
       <w:r>
         <w:t xml:space="preserve"> </w:t>
@@ -5707,29 +5715,12 @@
         <w:t xml:space="preserve">。</w:t>
       </w:r>
     </w:p>
-    <w:bookmarkStart w:id="101" w:name="补充历史资料首段预览"/>
-    <w:p>
-      <w:pPr>
-        <w:pStyle w:val="Heading3"/>
-      </w:pPr>
-      <w:r>
-        <w:t xml:space="preserve">补充历史资料：首段预览</w:t>
-      </w:r>
-    </w:p>
-    <w:p>
-      <w:pPr>
-        <w:pStyle w:val="FirstParagraph"/>
-      </w:pPr>
-      <w:r>
-        <w:t xml:space="preserve">以下两项保留为历史脉络资料，未计入45份全文／真实摘要文献。</w:t>
-      </w:r>
-    </w:p>
-    <w:p>
-      <w:pPr>
-        <w:pStyle w:val="BodyText"/>
-      </w:pPr>
-      <w:r>
-        <w:t xml:space="preserve">[A03] Ward H. Goodenough（1956）.</w:t>
+    <w:p>
+      <w:pPr>
+        <w:pStyle w:val="BodyText"/>
+      </w:pPr>
+      <w:r>
+        <w:t xml:space="preserve">[C12] A. Colin Cameron, Jonah B. Gelbach, Douglas L. Miller（2008）.</w:t>
       </w:r>
       <w:r>
         <w:t xml:space="preserve"> </w:t>
@@ -5739,10 +5730,10 @@
           <w:i/>
           <w:iCs/>
         </w:rPr>
-        <w:t xml:space="preserve">Componential Analysis and the Study of Meaning</w:t>
-      </w:r>
-      <w:r>
-        <w:t xml:space="preserve">. Language, 32(1), 195-216.</w:t>
+        <w:t xml:space="preserve">Bootstrap-Based Improvements for Inference with Clustered Errors</w:t>
+      </w:r>
+      <w:r>
+        <w:t xml:space="preserve">. Review of Economics and Statistics, 90(3), 414-427.</w:t>
       </w:r>
       <w:r>
         <w:t xml:space="preserve"> </w:t>
@@ -5756,47 +5747,11 @@
         </w:r>
       </w:hyperlink>
       <w:r>
-        <w:t xml:space="preserve">。 出版商首段预览；不计正式全文／摘要阅读。</w:t>
-      </w:r>
-    </w:p>
-    <w:p>
-      <w:pPr>
-        <w:pStyle w:val="BodyText"/>
-      </w:pPr>
-      <w:r>
-        <w:t xml:space="preserve">[A04] Floyd G. Lounsbury（1956）.</w:t>
-      </w:r>
-      <w:r>
-        <w:t xml:space="preserve"> </w:t>
-      </w:r>
-      <w:r>
-        <w:rPr>
-          <w:i/>
-          <w:iCs/>
-        </w:rPr>
-        <w:t xml:space="preserve">A Semantic Analysis of the Pawnee Kinship Usage</w:t>
-      </w:r>
-      <w:r>
-        <w:t xml:space="preserve">. Language, 32(1), 158-194.</w:t>
-      </w:r>
-      <w:r>
-        <w:t xml:space="preserve"> </w:t>
-      </w:r>
-      <w:hyperlink r:id="rId100">
-        <w:r>
-          <w:rPr>
-            <w:rStyle w:val="Hyperlink"/>
-          </w:rPr>
-          <w:t xml:space="preserve">原始来源</w:t>
-        </w:r>
-      </w:hyperlink>
-      <w:r>
-        <w:t xml:space="preserve">。 出版商首段预览；不计正式全文／摘要阅读。</w:t>
-      </w:r>
-    </w:p>
+        <w:t xml:space="preserve">。</w:t>
+      </w:r>
+    </w:p>
+    <w:bookmarkEnd w:id="100"/>
     <w:bookmarkEnd w:id="101"/>
-    <w:bookmarkEnd w:id="102"/>
-    <w:bookmarkEnd w:id="103"/>
     <w:sectPr>
       <w:pgSz w:h="16838" w:w="11906"/>
       <w:pgMar w:top="1134" w:bottom="1134" w:left="1134" w:right="1134"/>
